--- a/policies/build/preview_hco/HCO.MOM.5_v2_preview.docx
+++ b/policies/build/preview_hco/HCO.MOM.5_v2_preview.docx
@@ -773,7 +773,7 @@
           <w:sz w:val="22"/>
           <w:szCs w:val="22"/>
         </w:rPr>
-        <w:t xml:space="preserve">Boundaries: do not copy SHCO MOM wording. Do not overwrite HCO AAC or COP policies. Spell out abbreviations on first use in training materials. Guidebook Interpretation paragraphs were not available for MOM in this drafting environment — methods follow official OE text and chapter intent.</w:t>
+        <w:t xml:space="preserve">Boundaries: do not copy SHCO MOM wording. Do not overwrite HCO AAC or COP policies. Spell out abbreviations on first use in training materials. OE counts/levels/asterisks stay with the official portal Standards PDF. Method notes come from the Guidebook Interpretation paragraphs (scanned PDF md5 2c4489ee98de4ae9b49cba168ea9f42a).</w:t>
       </w:r>
     </w:p>
     <w:p>
@@ -929,6 +929,18 @@
           <w:sz w:val="22"/>
           <w:szCs w:val="22"/>
         </w:rPr>
+        <w:t xml:space="preserve">Method note (from guidebook interpretation): Medication orders shall be written by a doctor who at a minimum, holds an MBBS qualification. In case there is any other category of staff authorised to write medication orders, the same shall be backed by a legislation or government order. The medication order card in the IP shall have the orders written by a doctor, even if it is the case of transcribing orders of the treating consultant from an OP record or an admission note. In facilities which use Electronic Medical Record (EMR), the doctor shall directly enter the prescription in the Hospital Information System (HIS) using his or her unique login. In case the HIS entry is made by an assistant, the same shall be verified and authorised by the doctor. Commitment _b. HM cone.</w:t>
+      </w:r>
+    </w:p>
+    <w:p>
+      <w:pPr>
+        <w:spacing w:after="140"/>
+      </w:pPr>
+      <w:r>
+        <w:rPr>
+          <w:sz w:val="22"/>
+          <w:szCs w:val="22"/>
+        </w:rPr>
         <w:t xml:space="preserve">This objective element is asterisked in the official Standards PDF — documentation of the process is required.</w:t>
       </w:r>
     </w:p>
@@ -967,6 +979,18 @@
     </w:p>
     <w:p>
       <w:pPr>
+        <w:spacing w:after="140"/>
+      </w:pPr>
+      <w:r>
+        <w:rPr>
+          <w:sz w:val="22"/>
+          <w:szCs w:val="22"/>
+        </w:rPr>
+        <w:t xml:space="preserve">Method note (from guidebook interpretation): All the orders for medicines shall be recorded on a uniform location of the medical record. Only medications written in this location shall be administered to the patient. It is imperative that medication orders that are written in any other location of the medical record be moved to this location, electronic orders, when typed, shall again follow the same principles. It is preferable that the prescription and the administration record is on the same sheet. This would help minimise medication errors. A drug ‘Kardex’ could be used for this purpose. The treatment orders are written daily or authorised daily in a ‘Kardex’ like format. Phrases like “CST”/“ continue same treatment”/“repeat all”/“repeat 1,4,5,8” shall not be accepted. Whenever there is a modification in the medication order in the existing order fora particular drug, a fresh order will have to be written for that drug for example, Tab. Paracetamol 500 mg QID changed to Tab. Paracetamol 500 mg BD - this shall warrant the first order to be discontinued and a fresh medication order to be written. A strike-through or over-writing of the previous order is not acceptable. == Commitment —_ Achievement - Excellence a.</w:t>
+      </w:r>
+    </w:p>
+    <w:p>
+      <w:pPr>
         <w:pStyle w:val="Heading2"/>
         <w:spacing w:after="100" w:before="220"/>
       </w:pPr>
@@ -1000,6 +1024,18 @@
     </w:p>
     <w:p>
       <w:pPr>
+        <w:spacing w:after="140"/>
+      </w:pPr>
+      <w:r>
+        <w:rPr>
+          <w:sz w:val="22"/>
+          <w:szCs w:val="22"/>
+        </w:rPr>
+        <w:t xml:space="preserve">Method note (from guidebook interpretation): All hand-written medication orders shall be written in capital letters. In case abbreviations are used, a list of approved standardised abbreviations for medication orders shall be used throughout the organisation, Error-prone abbreviations shall not be used. A good reference is the Institute for Safe Medication Practices guidelines. The identity of the person who has written the medication order shall be traceable, This could be done by either writing the name against every order or by having a ‘master signature list’ in the medical record which has the name of the person against the signature or by stating the employee code number against every medication order.</w:t>
+      </w:r>
+    </w:p>
+    <w:p>
+      <w:pPr>
         <w:pStyle w:val="Heading2"/>
         <w:spacing w:after="100" w:before="220"/>
       </w:pPr>
@@ -1029,6 +1065,18 @@
           <w:szCs w:val="22"/>
         </w:rPr>
         <w:t xml:space="preserve">PRN orders include the indication and the maximum frequency. The missing-element check is part of MOM.4.b minimum requirements and of pharmacy verification.</w:t>
+      </w:r>
+    </w:p>
+    <w:p>
+      <w:pPr>
+        <w:spacing w:after="140"/>
+      </w:pPr>
+      <w:r>
+        <w:rPr>
+          <w:sz w:val="22"/>
+          <w:szCs w:val="22"/>
+        </w:rPr>
+        <w:t xml:space="preserve">Method note (from guidebook interpretation): In case of medication orders which have two or more drugs (tablet/capsule/injection) the strength of all the individual drugs shall be written. This may not be applicable for preparations having a combination of vitamins and/or minerals. Medication orders shall be recorded separately if the strength differs for each time of administration. There shall be a mechanism for taking action when medications orders are incomplete with respect to any of the above parameters. Refer to MOM.7.d.</w:t>
       </w:r>
     </w:p>
     <w:p>
@@ -2167,7 +2215,7 @@
           <w:sz w:val="22"/>
           <w:szCs w:val="22"/>
         </w:rPr>
-        <w:t xml:space="preserve">National Accreditation Board for Hospitals and Healthcare Providers (NABH), Accreditation Standards for Hospitals, 6th Edition (January 2025) — Management of Medication, standard MOM.5. Official portal PDF.</w:t>
+        <w:t xml:space="preserve">National Accreditation Board for Hospitals and Healthcare Providers (NABH), Accreditation Standards for Hospitals, 6th Edition (January 2025) — Management of Medication, standard MOM.5. Official portal PDF (OE text, counts, levels, asterisks).</w:t>
       </w:r>
     </w:p>
     <w:p>
@@ -2184,7 +2232,24 @@
           <w:sz w:val="22"/>
           <w:szCs w:val="22"/>
         </w:rPr>
-        <w:t xml:space="preserve">Internal documents of Preview Hospital: written guidance, formulary, high-risk and emergency-medication lists, registers and incident forms named for MOM.5.</w:t>
+        <w:t xml:space="preserve">NABH Guidebook to Accreditation Standards for Hospitals, 6th Edition — MOM.5 interpretations (source PDF md5 2c4489ee98de4ae9b49cba168ea9f42a; OCR policies/source/hco6_mom_guidebook_ocr.txt).</w:t>
+      </w:r>
+    </w:p>
+    <w:p>
+      <w:pPr>
+        <w:pStyle w:val="ListParagraph"/>
+        <w:numPr>
+          <w:ilvl w:val="0"/>
+          <w:numId w:val="1"/>
+        </w:numPr>
+        <w:spacing w:after="60"/>
+      </w:pPr>
+      <w:r>
+        <w:rPr>
+          <w:sz w:val="22"/>
+          <w:szCs w:val="22"/>
+        </w:rPr>
+        <w:t xml:space="preserve">Internal documents of Preview Hospital: Medication Management Manual, formulary, high-risk and emergency-medication lists, registers and incident forms named for MOM.5.</w:t>
       </w:r>
     </w:p>
     <w:p>

--- a/policies/build/preview_hco/HCO.MOM.5_v2_preview.docx
+++ b/policies/build/preview_hco/HCO.MOM.5_v2_preview.docx
@@ -773,7 +773,7 @@
           <w:sz w:val="22"/>
           <w:szCs w:val="22"/>
         </w:rPr>
-        <w:t xml:space="preserve">Boundaries: do not copy SHCO MOM wording. Do not overwrite HCO AAC or COP policies. Spell out abbreviations on first use in training materials. OE counts/levels/asterisks stay with the official portal Standards PDF. Method notes come from the Guidebook Interpretation paragraphs (scanned PDF md5 2c4489ee98de4ae9b49cba168ea9f42a).</w:t>
+        <w:t xml:space="preserve">Boundaries: do not overwrite HCO AAC or COP policies. Spell out abbreviations on first use in training materials. OE counts/levels/asterisks stay with the official portal Standards PDF. Method notes come from the Guidebook Interpretation paragraphs (scanned PDF md5 2c4489ee98de4ae9b49cba168ea9f42a).</w:t>
       </w:r>
     </w:p>
     <w:p>
@@ -839,7 +839,7 @@
           <w:sz w:val="22"/>
           <w:szCs w:val="22"/>
         </w:rPr>
-        <w:t xml:space="preserve">2. Do not skip: Medication orders are written in a uniform location in the medical records, which also include the patient'...</w:t>
+        <w:t xml:space="preserve">2. Do not skip: Medication orders are written in a uniform location in the medical records, which also include the patient's...</w:t>
       </w:r>
     </w:p>
     <w:p>
@@ -863,7 +863,7 @@
           <w:sz w:val="22"/>
           <w:szCs w:val="22"/>
         </w:rPr>
-        <w:t xml:space="preserve">4. Do not skip: Medication orders contain the name of the medicine, route of administration, strength to be administered an...</w:t>
+        <w:t xml:space="preserve">4. Do not skip: Medication orders contain the name of the medicine, route of administration, strength to be administered and...</w:t>
       </w:r>
     </w:p>
     <w:p>
@@ -950,7 +950,7 @@
         <w:spacing w:after="100" w:before="220"/>
       </w:pPr>
       <w:r>
-        <w:t xml:space="preserve">5.2 Medication orders are written in a uniform location in the medical re...</w:t>
+        <w:t xml:space="preserve">5.2 Medication orders are written in a uniform location in the medical...</w:t>
       </w:r>
     </w:p>
     <w:p>
@@ -1040,7 +1040,7 @@
         <w:spacing w:after="100" w:before="220"/>
       </w:pPr>
       <w:r>
-        <w:t xml:space="preserve">5.4 Medication orders contain the name of the medicine, route of administ...</w:t>
+        <w:t xml:space="preserve">5.4 Medication orders contain the name of the medicine, route of...</w:t>
       </w:r>
     </w:p>
     <w:p>
@@ -1086,6 +1086,20 @@
       </w:pPr>
       <w:r>
         <w:t xml:space="preserve">6. Governance and responsibility</w:t>
+      </w:r>
+    </w:p>
+    <w:p>
+      <w:pPr>
+        <w:spacing w:after="20" w:before="100"/>
+      </w:pPr>
+      <w:r>
+        <w:rPr>
+          <w:b/>
+          <w:bCs/>
+          <w:sz w:val="22"/>
+          <w:szCs w:val="22"/>
+        </w:rPr>
+        <w:t xml:space="preserve">Medical Superintendent</w:t>
       </w:r>
     </w:p>
     <w:p>
@@ -1102,7 +1116,7 @@
           <w:sz w:val="22"/>
           <w:szCs w:val="22"/>
         </w:rPr>
-        <w:t xml:space="preserve">Medical Superintendent</w:t>
+        <w:t xml:space="preserve">Accountable that MOM.5 is resourced and followed.</w:t>
       </w:r>
     </w:p>
     <w:p>
@@ -1119,7 +1133,21 @@
           <w:sz w:val="22"/>
           <w:szCs w:val="22"/>
         </w:rPr>
-        <w:t xml:space="preserve">Accountable that MOM.5 is resourced and followed.</w:t>
+        <w:t xml:space="preserve">Designates the Medication Safety Officer (chapter intent) where that role is required for this standard.</w:t>
+      </w:r>
+    </w:p>
+    <w:p>
+      <w:pPr>
+        <w:spacing w:after="20" w:before="100"/>
+      </w:pPr>
+      <w:r>
+        <w:rPr>
+          <w:b/>
+          <w:bCs/>
+          <w:sz w:val="22"/>
+          <w:szCs w:val="22"/>
+        </w:rPr>
+        <w:t xml:space="preserve">Medical Superintendent</w:t>
       </w:r>
     </w:p>
     <w:p>
@@ -1136,7 +1164,21 @@
           <w:sz w:val="22"/>
           <w:szCs w:val="22"/>
         </w:rPr>
-        <w:t xml:space="preserve">Designates the Medication Safety Officer (chapter intent) where that role is required for this standard.</w:t>
+        <w:t xml:space="preserve">Owns day-to-day implementation and records for this standard.</w:t>
+      </w:r>
+    </w:p>
+    <w:p>
+      <w:pPr>
+        <w:spacing w:after="20" w:before="100"/>
+      </w:pPr>
+      <w:r>
+        <w:rPr>
+          <w:b/>
+          <w:bCs/>
+          <w:sz w:val="22"/>
+          <w:szCs w:val="22"/>
+        </w:rPr>
+        <w:t xml:space="preserve">Medication Safety Officer</w:t>
       </w:r>
     </w:p>
     <w:p>
@@ -1153,7 +1195,21 @@
           <w:sz w:val="22"/>
           <w:szCs w:val="22"/>
         </w:rPr>
-        <w:t xml:space="preserve">Medical Superintendent</w:t>
+        <w:t xml:space="preserve">Coordinates medication-safety processes that cut across MOM standards; brings incidents and audits to the Drug and Therapeutics Committee.</w:t>
+      </w:r>
+    </w:p>
+    <w:p>
+      <w:pPr>
+        <w:spacing w:after="20" w:before="100"/>
+      </w:pPr>
+      <w:r>
+        <w:rPr>
+          <w:b/>
+          <w:bCs/>
+          <w:sz w:val="22"/>
+          <w:szCs w:val="22"/>
+        </w:rPr>
+        <w:t xml:space="preserve">Pharmacy / nursing / treating doctors (as applicable)</w:t>
       </w:r>
     </w:p>
     <w:p>
@@ -1170,7 +1226,21 @@
           <w:sz w:val="22"/>
           <w:szCs w:val="22"/>
         </w:rPr>
-        <w:t xml:space="preserve">Owns day-to-day implementation and records for this standard.</w:t>
+        <w:t xml:space="preserve">Deliver the process as written; escalate stop-work triggers without delay.</w:t>
+      </w:r>
+    </w:p>
+    <w:p>
+      <w:pPr>
+        <w:spacing w:after="20" w:before="100"/>
+      </w:pPr>
+      <w:r>
+        <w:rPr>
+          <w:b/>
+          <w:bCs/>
+          <w:sz w:val="22"/>
+          <w:szCs w:val="22"/>
+        </w:rPr>
+        <w:t xml:space="preserve">Quality Coordinator</w:t>
       </w:r>
     </w:p>
     <w:p>
@@ -1187,7 +1257,28 @@
           <w:sz w:val="22"/>
           <w:szCs w:val="22"/>
         </w:rPr>
-        <w:t xml:space="preserve">Medication Safety Officer</w:t>
+        <w:t xml:space="preserve">Audits this policy «quarterly»; holds training acknowledgements.</w:t>
+      </w:r>
+    </w:p>
+    <w:p>
+      <w:pPr>
+        <w:pStyle w:val="Heading1"/>
+        <w:spacing w:after="120" w:before="280"/>
+      </w:pPr>
+      <w:r>
+        <w:t xml:space="preserve">7. Quality monitoring (RCA → CAPA)</w:t>
+      </w:r>
+    </w:p>
+    <w:p>
+      <w:pPr>
+        <w:spacing w:after="140"/>
+      </w:pPr>
+      <w:r>
+        <w:rPr>
+          <w:sz w:val="22"/>
+          <w:szCs w:val="22"/>
+        </w:rPr>
+        <w:t xml:space="preserve">The Quality Coordinator audits this policy «quarterly». The audit reviews:</w:t>
       </w:r>
     </w:p>
     <w:p>
@@ -1204,7 +1295,7 @@
           <w:sz w:val="22"/>
           <w:szCs w:val="22"/>
         </w:rPr>
-        <w:t xml:space="preserve">Coordinates medication-safety processes that cut across MOM standards; brings incidents and audits to the Drug and Therapeutics Committee.</w:t>
+        <w:t xml:space="preserve">Records for a sample of this standard's objective elements, checked against the What-we-do steps.</w:t>
       </w:r>
     </w:p>
     <w:p>
@@ -1221,7 +1312,7 @@
           <w:sz w:val="22"/>
           <w:szCs w:val="22"/>
         </w:rPr>
-        <w:t xml:space="preserve">Pharmacy / nursing / treating doctors (as applicable)</w:t>
+        <w:t xml:space="preserve">Documentary evidence is on file for each asterisked objective element in the sample.</w:t>
       </w:r>
     </w:p>
     <w:p>
@@ -1238,142 +1329,19 @@
           <w:sz w:val="22"/>
           <w:szCs w:val="22"/>
         </w:rPr>
-        <w:t xml:space="preserve">Deliver the process as written; escalate stop-work triggers without delay.</w:t>
-      </w:r>
-    </w:p>
-    <w:p>
-      <w:pPr>
-        <w:pStyle w:val="ListParagraph"/>
-        <w:numPr>
-          <w:ilvl w:val="0"/>
-          <w:numId w:val="1"/>
-        </w:numPr>
-        <w:spacing w:after="60"/>
-      </w:pPr>
-      <w:r>
-        <w:rPr>
-          <w:sz w:val="22"/>
-          <w:szCs w:val="22"/>
-        </w:rPr>
-        <w:t xml:space="preserve">Quality Coordinator</w:t>
-      </w:r>
-    </w:p>
-    <w:p>
-      <w:pPr>
-        <w:pStyle w:val="ListParagraph"/>
-        <w:numPr>
-          <w:ilvl w:val="0"/>
-          <w:numId w:val="1"/>
-        </w:numPr>
-        <w:spacing w:after="60"/>
-      </w:pPr>
-      <w:r>
-        <w:rPr>
-          <w:sz w:val="22"/>
-          <w:szCs w:val="22"/>
-        </w:rPr>
-        <w:t xml:space="preserve">Audits this policy «quarterly»; holds training acknowledgements.</w:t>
-      </w:r>
-    </w:p>
-    <w:p>
-      <w:pPr>
-        <w:pStyle w:val="Heading1"/>
-        <w:spacing w:after="120" w:before="280"/>
-      </w:pPr>
-      <w:r>
-        <w:t xml:space="preserve">7. Quality monitoring (RCA → CAPA)</w:t>
-      </w:r>
-    </w:p>
-    <w:p>
-      <w:pPr>
-        <w:spacing w:after="140"/>
-      </w:pPr>
-      <w:r>
-        <w:rPr>
-          <w:sz w:val="22"/>
-          <w:szCs w:val="22"/>
-        </w:rPr>
-        <w:t xml:space="preserve">The Quality Coordinator audits this policy «quarterly».</w:t>
-      </w:r>
-    </w:p>
-    <w:p>
-      <w:pPr>
-        <w:spacing w:after="140"/>
-      </w:pPr>
-      <w:r>
-        <w:rPr>
-          <w:sz w:val="22"/>
-          <w:szCs w:val="22"/>
-        </w:rPr>
-        <w:t xml:space="preserve">What is monitored each quarter:</w:t>
-      </w:r>
-    </w:p>
-    <w:p>
-      <w:pPr>
-        <w:pStyle w:val="ListParagraph"/>
-        <w:numPr>
-          <w:ilvl w:val="0"/>
-          <w:numId w:val="1"/>
-        </w:numPr>
-        <w:spacing w:after="60"/>
-      </w:pPr>
-      <w:r>
-        <w:rPr>
-          <w:sz w:val="22"/>
-          <w:szCs w:val="22"/>
-        </w:rPr>
-        <w:t xml:space="preserve">Sample of records for each OE MOM.5.a–d.</w:t>
-      </w:r>
-    </w:p>
-    <w:p>
-      <w:pPr>
-        <w:pStyle w:val="ListParagraph"/>
-        <w:numPr>
-          <w:ilvl w:val="0"/>
-          <w:numId w:val="1"/>
-        </w:numPr>
-        <w:spacing w:after="60"/>
-      </w:pPr>
-      <w:r>
-        <w:rPr>
-          <w:sz w:val="22"/>
-          <w:szCs w:val="22"/>
-        </w:rPr>
-        <w:t xml:space="preserve">Asterisked elements (a) have document evidence as required.</w:t>
-      </w:r>
-    </w:p>
-    <w:p>
-      <w:pPr>
-        <w:pStyle w:val="ListParagraph"/>
-        <w:numPr>
-          <w:ilvl w:val="0"/>
-          <w:numId w:val="1"/>
-        </w:numPr>
-        <w:spacing w:after="60"/>
-      </w:pPr>
-      <w:r>
-        <w:rPr>
-          <w:sz w:val="22"/>
-          <w:szCs w:val="22"/>
-        </w:rPr>
-        <w:t xml:space="preserve">CORE elements (none) show no critical gaps in the sample.</w:t>
-      </w:r>
-    </w:p>
-    <w:p>
-      <w:pPr>
-        <w:pStyle w:val="ListParagraph"/>
-        <w:numPr>
-          <w:ilvl w:val="0"/>
-          <w:numId w:val="1"/>
-        </w:numPr>
-        <w:spacing w:after="60"/>
-      </w:pPr>
-      <w:r>
-        <w:rPr>
-          <w:sz w:val="22"/>
-          <w:szCs w:val="22"/>
-        </w:rPr>
         <w:t xml:space="preserve">Stop-work events (if any) are logged with outcome.</w:t>
+      </w:r>
+    </w:p>
+    <w:p>
+      <w:pPr>
+        <w:spacing w:after="140"/>
+      </w:pPr>
+      <w:r>
+        <w:rPr>
+          <w:sz w:val="22"/>
+          <w:szCs w:val="22"/>
+        </w:rPr>
+        <w:t xml:space="preserve">Root-cause analysis is required when a gap found in this audit remains open beyond «90 days».</w:t>
       </w:r>
     </w:p>
     <w:p>
@@ -2846,7 +2814,7 @@
           <w:sz w:val="22"/>
           <w:szCs w:val="22"/>
         </w:rPr>
-        <w:t xml:space="preserve">Records showing MOM.5.a was followed for sampled patients/cases.</w:t>
+        <w:t xml:space="preserve">Authorised-prescriber list held by the Medical Superintendent.</w:t>
       </w:r>
     </w:p>
     <w:p>
@@ -2863,7 +2831,7 @@
           <w:sz w:val="22"/>
           <w:szCs w:val="22"/>
         </w:rPr>
-        <w:t xml:space="preserve">Written guidance / protocol referenced for this element (where required).</w:t>
+        <w:t xml:space="preserve">Supervised-order record for interns/residents naming a supervisor.</w:t>
       </w:r>
     </w:p>
     <w:p>
@@ -2880,7 +2848,16 @@
           <w:sz w:val="22"/>
           <w:szCs w:val="22"/>
         </w:rPr>
-        <w:t xml:space="preserve">Audit sample notes for MOM.5.a reviewed «quarterly».</w:t>
+        <w:t xml:space="preserve">Confirmation an order from a person not on the list was not acted on.</w:t>
+      </w:r>
+    </w:p>
+    <w:p>
+      <w:pPr>
+        <w:pStyle w:val="Heading2"/>
+        <w:spacing w:after="100" w:before="220"/>
+      </w:pPr>
+      <w:r>
+        <w:t xml:space="preserve">MOM.5.b — Medication orders are written in a uniform location in the medical records, which also include the patient's name and unique identification number.</w:t>
       </w:r>
     </w:p>
     <w:p>
@@ -2897,16 +2874,7 @@
           <w:sz w:val="22"/>
           <w:szCs w:val="22"/>
         </w:rPr>
-        <w:t xml:space="preserve">Documented evidence specifically required by the asterisked objective element.</w:t>
-      </w:r>
-    </w:p>
-    <w:p>
-      <w:pPr>
-        <w:pStyle w:val="Heading2"/>
-        <w:spacing w:after="100" w:before="220"/>
-      </w:pPr>
-      <w:r>
-        <w:t xml:space="preserve">MOM.5.b — Medication orders are written in a uniform location in the medical records, which also include the patient's name and unique identification number.</w:t>
+        <w:t xml:space="preserve">Medication-chart/order-sheet record showing the uniform location with patient name and unique ID.</w:t>
       </w:r>
     </w:p>
     <w:p>
@@ -2923,7 +2891,7 @@
           <w:sz w:val="22"/>
           <w:szCs w:val="22"/>
         </w:rPr>
-        <w:t xml:space="preserve">Records showing MOM.5.b was followed for sampled patients/cases.</w:t>
+        <w:t xml:space="preserve">Same-shift transcription record for any sticker or loose-slip order onto the uniform chart.</w:t>
       </w:r>
     </w:p>
     <w:p>
@@ -2940,7 +2908,16 @@
           <w:sz w:val="22"/>
           <w:szCs w:val="22"/>
         </w:rPr>
-        <w:t xml:space="preserve">Written guidance / protocol referenced for this element (where required).</w:t>
+        <w:t xml:space="preserve">Nursing Superintendent's record-audit check for location uniformity.</w:t>
+      </w:r>
+    </w:p>
+    <w:p>
+      <w:pPr>
+        <w:pStyle w:val="Heading2"/>
+        <w:spacing w:after="100" w:before="220"/>
+      </w:pPr>
+      <w:r>
+        <w:t xml:space="preserve">MOM.5.c — Medication orders are legible, dated, timed and signed.</w:t>
       </w:r>
     </w:p>
     <w:p>
@@ -2957,16 +2934,7 @@
           <w:sz w:val="22"/>
           <w:szCs w:val="22"/>
         </w:rPr>
-        <w:t xml:space="preserve">Audit sample notes for MOM.5.b reviewed «quarterly».</w:t>
-      </w:r>
-    </w:p>
-    <w:p>
-      <w:pPr>
-        <w:pStyle w:val="Heading2"/>
-        <w:spacing w:after="100" w:before="220"/>
-      </w:pPr>
-      <w:r>
-        <w:t xml:space="preserve">MOM.5.c — Medication orders are legible, dated, timed and signed.</w:t>
+        <w:t xml:space="preserve">Legible, dated, timed and signed (or authenticated) order sample.</w:t>
       </w:r>
     </w:p>
     <w:p>
@@ -2983,7 +2951,7 @@
           <w:sz w:val="22"/>
           <w:szCs w:val="22"/>
         </w:rPr>
-        <w:t xml:space="preserve">Records showing MOM.5.c was followed for sampled patients/cases.</w:t>
+        <w:t xml:space="preserve">Illegible-order contact-and-rewrite record.</w:t>
       </w:r>
     </w:p>
     <w:p>
@@ -3000,7 +2968,16 @@
           <w:sz w:val="22"/>
           <w:szCs w:val="22"/>
         </w:rPr>
-        <w:t xml:space="preserve">Written guidance / protocol referenced for this element (where required).</w:t>
+        <w:t xml:space="preserve">Late-entry record following medical-record rules — timed and marked as late.</w:t>
+      </w:r>
+    </w:p>
+    <w:p>
+      <w:pPr>
+        <w:pStyle w:val="Heading2"/>
+        <w:spacing w:after="100" w:before="220"/>
+      </w:pPr>
+      <w:r>
+        <w:t xml:space="preserve">MOM.5.d — Medication orders contain the name of the medicine, route of administration, strength to be administered and frequency / time of administration.</w:t>
       </w:r>
     </w:p>
     <w:p>
@@ -3017,16 +2994,7 @@
           <w:sz w:val="22"/>
           <w:szCs w:val="22"/>
         </w:rPr>
-        <w:t xml:space="preserve">Audit sample notes for MOM.5.c reviewed «quarterly».</w:t>
-      </w:r>
-    </w:p>
-    <w:p>
-      <w:pPr>
-        <w:pStyle w:val="Heading2"/>
-        <w:spacing w:after="100" w:before="220"/>
-      </w:pPr>
-      <w:r>
-        <w:t xml:space="preserve">MOM.5.d — Medication orders contain the name of the medicine, route of administration, strength to be administered and frequency / time of administration.</w:t>
+        <w:t xml:space="preserve">Order-content completeness record — medicine name, route, strength, frequency/time.</w:t>
       </w:r>
     </w:p>
     <w:p>
@@ -3043,7 +3011,7 @@
           <w:sz w:val="22"/>
           <w:szCs w:val="22"/>
         </w:rPr>
-        <w:t xml:space="preserve">Records showing MOM.5.d was followed for sampled patients/cases.</w:t>
+        <w:t xml:space="preserve">PRN-order record including indication and maximum frequency.</w:t>
       </w:r>
     </w:p>
     <w:p>
@@ -3060,24 +3028,7 @@
           <w:sz w:val="22"/>
           <w:szCs w:val="22"/>
         </w:rPr>
-        <w:t xml:space="preserve">Written guidance / protocol referenced for this element (where required).</w:t>
-      </w:r>
-    </w:p>
-    <w:p>
-      <w:pPr>
-        <w:pStyle w:val="ListParagraph"/>
-        <w:numPr>
-          <w:ilvl w:val="0"/>
-          <w:numId w:val="1"/>
-        </w:numPr>
-        <w:spacing w:after="60"/>
-      </w:pPr>
-      <w:r>
-        <w:rPr>
-          <w:sz w:val="22"/>
-          <w:szCs w:val="22"/>
-        </w:rPr>
-        <w:t xml:space="preserve">Audit sample notes for MOM.5.d reviewed «quarterly».</w:t>
+        <w:t xml:space="preserve">Cross-reference to the MOM.4.b minimum-requirement check.</w:t>
       </w:r>
     </w:p>
     <w:p>

--- a/policies/build/preview_hco/HCO.MOM.5_v2_preview.docx
+++ b/policies/build/preview_hco/HCO.MOM.5_v2_preview.docx
@@ -692,7 +692,7 @@
           <w:sz w:val="22"/>
           <w:szCs w:val="22"/>
         </w:rPr>
-        <w:t xml:space="preserve">It covers objective elements MOM.5.a–d (4 elements).</w:t>
+        <w:t xml:space="preserve">This policy covers all 4 requirements under this standard, listed in detail below.</w:t>
       </w:r>
     </w:p>
     <w:p>
@@ -716,7 +716,7 @@
           <w:sz w:val="22"/>
           <w:szCs w:val="22"/>
         </w:rPr>
-        <w:t xml:space="preserve">This policy owns MOM.5. Related AAC, COP, PRE, IPC/HIC and HRM duties stay with those policies — cross-reference only. Other MOM standards stay with their own policies.</w:t>
+        <w:t xml:space="preserve">This policy covers uniform medication orders specifically. Related duties — like patient assessment, clinical care, patient rights, infection control, or staffing — are covered in the hospital's other policies, not repeated here. Other MOM standards stay with their own policies.</w:t>
       </w:r>
     </w:p>
     <w:p>
@@ -761,19 +761,19 @@
           <w:sz w:val="22"/>
           <w:szCs w:val="22"/>
         </w:rPr>
-        <w:t xml:space="preserve">It covers 4 objective elements (MOM.5.a, MOM.5.b, MOM.5.c, MOM.5.d).</w:t>
-      </w:r>
-    </w:p>
-    <w:p>
-      <w:pPr>
-        <w:spacing w:after="140"/>
-      </w:pPr>
-      <w:r>
-        <w:rPr>
-          <w:sz w:val="22"/>
-          <w:szCs w:val="22"/>
-        </w:rPr>
-        <w:t xml:space="preserve">Boundaries: do not overwrite HCO AAC or COP policies. Spell out abbreviations on first use in training materials. OE counts/levels/asterisks stay with the official portal Standards PDF. Method notes come from the Guidebook Interpretation paragraphs (scanned PDF md5 2c4489ee98de4ae9b49cba168ea9f42a).</w:t>
+        <w:t xml:space="preserve">This policy covers all 4 requirements under this standard, listed in detail below.</w:t>
+      </w:r>
+    </w:p>
+    <w:p>
+      <w:pPr>
+        <w:spacing w:after="140"/>
+      </w:pPr>
+      <w:r>
+        <w:rPr>
+          <w:sz w:val="22"/>
+          <w:szCs w:val="22"/>
+        </w:rPr>
+        <w:t xml:space="preserve">This policy covers uniform medication orders specifically. Related duties — like patient assessment, clinical care, patient rights, infection control, or staffing — are covered in the hospital's other policies, not repeated here. Spell out abbreviations on first use in training materials. OE counts/levels/asterisks stay with the official portal Standards PDF. Method notes come from the Guidebook Interpretation paragraphs (scanned PDF md5 2c4489ee98de4ae9b49cba168ea9f42a).</w:t>
       </w:r>
     </w:p>
     <w:p>
